--- a/Dailys/Daily 17_9_2025.docx
+++ b/Dailys/Daily 17_9_2025.docx
@@ -23,7 +23,9 @@
         <w:rPr>
           <w:rFonts w:ascii="Arial" w:cs="Arial" w:eastAsia="Arial" w:hAnsi="Arial"/>
           <w:b w:val="0"/>
+          <w:bCs w:val="0"/>
           <w:i w:val="0"/>
+          <w:iCs w:val="0"/>
           <w:smallCaps w:val="0"/>
           <w:strike w:val="0"/>
           <w:color w:val="000000"/>
@@ -39,13 +41,15 @@
           <w:pgNumType w:start="1"/>
         </w:sectPr>
       </w:pPr>
-      <w:bookmarkStart w:colFirst="0" w:colLast="0" w:name="_adqwoti2wb3p" w:id="0"/>
+      <w:bookmarkStart w:colFirst="0" w:colLast="0" w:name="_92sgc0xqtlj" w:id="0"/>
       <w:bookmarkEnd w:id="0"/>
       <w:r>
         <w:rPr>
           <w:rFonts w:ascii="Arial" w:cs="Arial" w:eastAsia="Arial" w:hAnsi="Arial"/>
           <w:b w:val="0"/>
+          <w:bCs w:val="0"/>
           <w:i w:val="0"/>
+          <w:iCs w:val="0"/>
           <w:smallCaps w:val="0"/>
           <w:strike w:val="0"/>
           <w:color w:val="000000"/>
@@ -70,6 +74,7 @@
         <w:spacing w:after="0" w:lineRule="auto"/>
         <w:rPr>
           <w:b w:val="1"/>
+          <w:bCs w:val="1"/>
           <w:sz w:val="30"/>
           <w:szCs w:val="30"/>
         </w:rPr>
@@ -79,6 +84,7 @@
       <w:r>
         <w:rPr>
           <w:b w:val="1"/>
+          <w:bCs w:val="1"/>
           <w:sz w:val="30"/>
           <w:szCs w:val="30"/>
           <w:rtl w:val="0"/>
@@ -88,6 +94,7 @@
       <w:r>
         <w:rPr>
           <w:b w:val="1"/>
+          <w:bCs w:val="1"/>
           <w:sz w:val="30"/>
           <w:szCs w:val="30"/>
           <w:rtl w:val="0"/>
@@ -213,6 +220,7 @@
         <w:spacing w:after="0" w:lineRule="auto"/>
         <w:rPr>
           <w:b w:val="1"/>
+          <w:bCs w:val="1"/>
           <w:sz w:val="30"/>
           <w:szCs w:val="30"/>
         </w:rPr>
@@ -222,6 +230,7 @@
       <w:r>
         <w:rPr>
           <w:b w:val="1"/>
+          <w:bCs w:val="1"/>
           <w:sz w:val="30"/>
           <w:szCs w:val="30"/>
           <w:rtl w:val="0"/>
@@ -366,6 +375,7 @@
       <w:r>
         <w:rPr>
           <w:b w:val="1"/>
+          <w:bCs w:val="1"/>
           <w:sz w:val="30"/>
           <w:szCs w:val="30"/>
           <w:rtl w:val="0"/>
@@ -375,6 +385,7 @@
       <w:r>
         <w:rPr>
           <w:b w:val="1"/>
+          <w:bCs w:val="1"/>
           <w:sz w:val="30"/>
           <w:szCs w:val="30"/>
           <w:rtl w:val="0"/>
@@ -466,13 +477,15 @@
           <w:pgNumType w:start="1"/>
         </w:sectPr>
       </w:pPr>
-      <w:bookmarkStart w:colFirst="0" w:colLast="0" w:name="_ohkdl32dea3x" w:id="3"/>
+      <w:bookmarkStart w:colFirst="0" w:colLast="0" w:name="_kn7vs7571q51" w:id="3"/>
       <w:bookmarkEnd w:id="3"/>
       <w:r>
         <w:rPr>
           <w:rFonts w:ascii="Arial" w:cs="Arial" w:eastAsia="Arial" w:hAnsi="Arial"/>
           <w:b w:val="0"/>
+          <w:bCs w:val="0"/>
           <w:i w:val="0"/>
+          <w:iCs w:val="0"/>
           <w:smallCaps w:val="0"/>
           <w:strike w:val="0"/>
           <w:color w:val="000000"/>
@@ -497,15 +510,17 @@
         <w:spacing w:after="0" w:lineRule="auto"/>
         <w:rPr>
           <w:b w:val="1"/>
+          <w:bCs w:val="1"/>
           <w:sz w:val="30"/>
           <w:szCs w:val="30"/>
         </w:rPr>
       </w:pPr>
-      <w:bookmarkStart w:colFirst="0" w:colLast="0" w:name="_q5jaaeb0e6x2" w:id="4"/>
+      <w:bookmarkStart w:colFirst="0" w:colLast="0" w:name="_rbtki15rywn2" w:id="4"/>
       <w:bookmarkEnd w:id="4"/>
       <w:r>
         <w:rPr>
           <w:b w:val="1"/>
+          <w:bCs w:val="1"/>
           <w:sz w:val="30"/>
           <w:szCs w:val="30"/>
           <w:rtl w:val="0"/>
@@ -515,6 +530,7 @@
       <w:r>
         <w:rPr>
           <w:b w:val="1"/>
+          <w:bCs w:val="1"/>
           <w:sz w:val="30"/>
           <w:szCs w:val="30"/>
           <w:rtl w:val="0"/>
@@ -651,15 +667,17 @@
         <w:spacing w:after="0" w:lineRule="auto"/>
         <w:rPr>
           <w:b w:val="1"/>
+          <w:bCs w:val="1"/>
           <w:sz w:val="30"/>
           <w:szCs w:val="30"/>
         </w:rPr>
       </w:pPr>
-      <w:bookmarkStart w:colFirst="0" w:colLast="0" w:name="_h6p2lccqo3mm" w:id="5"/>
+      <w:bookmarkStart w:colFirst="0" w:colLast="0" w:name="_zhza91tzqcx3" w:id="5"/>
       <w:bookmarkEnd w:id="5"/>
       <w:r>
         <w:rPr>
           <w:b w:val="1"/>
+          <w:bCs w:val="1"/>
           <w:sz w:val="30"/>
           <w:szCs w:val="30"/>
           <w:rtl w:val="0"/>
@@ -804,6 +822,7 @@
       <w:r>
         <w:rPr>
           <w:b w:val="1"/>
+          <w:bCs w:val="1"/>
           <w:sz w:val="30"/>
           <w:szCs w:val="30"/>
           <w:rtl w:val="0"/>
@@ -813,6 +832,7 @@
       <w:r>
         <w:rPr>
           <w:b w:val="1"/>
+          <w:bCs w:val="1"/>
           <w:sz w:val="30"/>
           <w:szCs w:val="30"/>
           <w:rtl w:val="0"/>
@@ -2055,6 +2075,7 @@
     </w:pPr>
     <w:rPr>
       <w:b w:val="0"/>
+      <w:bCs w:val="0"/>
       <w:sz w:val="32"/>
       <w:szCs w:val="32"/>
     </w:rPr>
@@ -2071,6 +2092,7 @@
     </w:pPr>
     <w:rPr>
       <w:b w:val="0"/>
+      <w:bCs w:val="0"/>
       <w:color w:val="434343"/>
       <w:sz w:val="28"/>
       <w:szCs w:val="28"/>
@@ -2120,6 +2142,7 @@
     </w:pPr>
     <w:rPr>
       <w:i w:val="1"/>
+      <w:iCs w:val="1"/>
       <w:color w:val="666666"/>
       <w:sz w:val="22"/>
       <w:szCs w:val="22"/>
@@ -2153,6 +2176,7 @@
     <w:rPr>
       <w:rFonts w:ascii="Arial" w:cs="Arial" w:eastAsia="Arial" w:hAnsi="Arial"/>
       <w:i w:val="0"/>
+      <w:iCs w:val="0"/>
       <w:color w:val="666666"/>
       <w:sz w:val="30"/>
       <w:szCs w:val="30"/>
